--- a/hin/docx/51.content.docx
+++ b/hin/docx/51.content.docx
@@ -19,7 +19,7 @@
         <w:rPr>
           <w:lang w:val="hi_IN" w:bidi="hi_IN"/>
         </w:rPr>
-        <w:t>Resource: अध्ययन नोट्स - पुस्तक परिचय (टिंडेल)</w:t>
+        <w:t>Resource: Tyndale Open Study Notes</w:t>
       </w:r>
       <w:r>
         <w:rPr>
@@ -112,7 +112,7 @@
         <w:rPr>
           <w:lang w:val="hi_IN" w:bidi="hi_IN"/>
         </w:rPr>
-        <w:t>अध्ययन नोट्स - पुस्तक परिचय (टिंडेल)</w:t>
+        <w:t>Tyndale Open Study Notes</w:t>
       </w:r>
     </w:p>
     <w:p>

--- a/hin/docx/51.content.docx
+++ b/hin/docx/51.content.docx
@@ -19,7 +19,7 @@
         <w:rPr>
           <w:lang w:val="hi_IN" w:bidi="hi_IN"/>
         </w:rPr>
-        <w:t>Resource: Tyndale Open Study Notes</w:t>
+        <w:t>Resource: Aquifer Open Study Notes (Book Intros)</w:t>
       </w:r>
       <w:r>
         <w:rPr>
@@ -112,7 +112,7 @@
         <w:rPr>
           <w:lang w:val="hi_IN" w:bidi="hi_IN"/>
         </w:rPr>
-        <w:t>Tyndale Open Study Notes</w:t>
+        <w:t>Aquifer Open Study Notes (Book Intros)</w:t>
       </w:r>
     </w:p>
     <w:p>

--- a/hin/docx/51.content.docx
+++ b/hin/docx/51.content.docx
@@ -284,54 +284,36 @@
         </w:rPr>
         <w:t xml:space="preserve"> (</w:t>
       </w:r>
-      <w:hyperlink r:id="rId13">
-        <w:r>
-          <w:rPr>
-            <w:lang w:val="hi_IN" w:bidi="hi_IN"/>
-          </w:rPr>
-          <w:rPr>
-            <w:color w:val="0000EE"/>
-            <w:u w:val="single"/>
-          </w:rPr>
-          <w:t>1:7</w:t>
-        </w:r>
-      </w:hyperlink>
+      <w:r>
+        <w:rPr>
+          <w:lang w:val="hi_IN" w:bidi="hi_IN"/>
+        </w:rPr>
+        <w:t>1:7</w:t>
+      </w:r>
       <w:r>
         <w:rPr>
           <w:lang w:val="hi_IN" w:bidi="hi_IN"/>
         </w:rPr>
         <w:t>)। इपफ्रास संभवतः पौलुस की तीन-वर्षीय सेवकाई के दौरान इफिसुस में परिवर्तित हुए थे। इफिसुस पूरे प्रांत के लिए वाणिज्यिक और सरकारी केंद्र था, जिसमें कुलुस्से भी शामिल था। लूका हमें बताते हैं कि पौलुस के इफिसुस में रहने के दौरान, “आसिया प्रांत के लोगों ने . . . प्रभु का वचन सुना” (</w:t>
       </w:r>
-      <w:hyperlink r:id="rId14">
-        <w:r>
-          <w:rPr>
-            <w:lang w:val="hi_IN" w:bidi="hi_IN"/>
-          </w:rPr>
-          <w:rPr>
-            <w:color w:val="0000EE"/>
-            <w:u w:val="single"/>
-          </w:rPr>
-          <w:t>प्रेरि 19:10</w:t>
-        </w:r>
-      </w:hyperlink>
+      <w:r>
+        <w:rPr>
+          <w:lang w:val="hi_IN" w:bidi="hi_IN"/>
+        </w:rPr>
+        <w:t>प्रेरि 19:10</w:t>
+      </w:r>
       <w:r>
         <w:rPr>
           <w:lang w:val="hi_IN" w:bidi="hi_IN"/>
         </w:rPr>
         <w:t>)। यद्यपि पौलुस ने कुलुस्से का दौरा नहीं किया था (</w:t>
       </w:r>
-      <w:hyperlink r:id="rId15">
-        <w:r>
-          <w:rPr>
-            <w:lang w:val="hi_IN" w:bidi="hi_IN"/>
-          </w:rPr>
-          <w:rPr>
-            <w:color w:val="0000EE"/>
-            <w:u w:val="single"/>
-          </w:rPr>
-          <w:t>कुल 2:1</w:t>
-        </w:r>
-      </w:hyperlink>
+      <w:r>
+        <w:rPr>
+          <w:lang w:val="hi_IN" w:bidi="hi_IN"/>
+        </w:rPr>
+        <w:t>कुल 2:1</w:t>
+      </w:r>
       <w:r>
         <w:rPr>
           <w:lang w:val="hi_IN" w:bidi="hi_IN"/>
@@ -352,18 +334,12 @@
         </w:rPr>
         <w:t>जब कुलुस्सियों की पत्री लिखी गई थी, इपफ्रास पौलुस से बंदीगृह में मिलने गए थे (</w:t>
       </w:r>
-      <w:hyperlink r:id="rId16">
-        <w:r>
-          <w:rPr>
-            <w:lang w:val="hi_IN" w:bidi="hi_IN"/>
-          </w:rPr>
-          <w:rPr>
-            <w:color w:val="0000EE"/>
-            <w:u w:val="single"/>
-          </w:rPr>
-          <w:t>4:12</w:t>
-        </w:r>
-      </w:hyperlink>
+      <w:r>
+        <w:rPr>
+          <w:lang w:val="hi_IN" w:bidi="hi_IN"/>
+        </w:rPr>
+        <w:t>4:12</w:t>
+      </w:r>
       <w:r>
         <w:rPr>
           <w:lang w:val="hi_IN" w:bidi="hi_IN"/>
@@ -394,48 +370,30 @@
         </w:rPr>
         <w:t>" (</w:t>
       </w:r>
-      <w:hyperlink r:id="rId17">
-        <w:r>
-          <w:rPr>
-            <w:lang w:val="hi_IN" w:bidi="hi_IN"/>
-          </w:rPr>
-          <w:rPr>
-            <w:color w:val="0000EE"/>
-            <w:u w:val="single"/>
-          </w:rPr>
-          <w:t>2:15</w:t>
-        </w:r>
-      </w:hyperlink>
+      <w:r>
+        <w:rPr>
+          <w:lang w:val="hi_IN" w:bidi="hi_IN"/>
+        </w:rPr>
+        <w:t>2:15</w:t>
+      </w:r>
       <w:r>
         <w:rPr>
           <w:lang w:val="hi_IN" w:bidi="hi_IN"/>
         </w:rPr>
         <w:t>) और "इस संसार की आत्मिक सामर्थों" (</w:t>
       </w:r>
-      <w:hyperlink r:id="rId18">
-        <w:r>
-          <w:rPr>
-            <w:lang w:val="hi_IN" w:bidi="hi_IN"/>
-          </w:rPr>
-          <w:rPr>
-            <w:color w:val="0000EE"/>
-            <w:u w:val="single"/>
-          </w:rPr>
-          <w:t>2:8,</w:t>
-        </w:r>
-      </w:hyperlink>
-      <w:hyperlink r:id="rId19">
-        <w:r>
-          <w:rPr>
-            <w:lang w:val="hi_IN" w:bidi="hi_IN"/>
-          </w:rPr>
-          <w:rPr>
-            <w:color w:val="0000EE"/>
-            <w:u w:val="single"/>
-          </w:rPr>
-          <w:t>20</w:t>
-        </w:r>
-      </w:hyperlink>
+      <w:r>
+        <w:rPr>
+          <w:lang w:val="hi_IN" w:bidi="hi_IN"/>
+        </w:rPr>
+        <w:t>2:8,</w:t>
+      </w:r>
+      <w:r>
+        <w:rPr>
+          <w:lang w:val="hi_IN" w:bidi="hi_IN"/>
+        </w:rPr>
+        <w:t>20</w:t>
+      </w:r>
       <w:r>
         <w:rPr>
           <w:lang w:val="hi_IN" w:bidi="hi_IN"/>
@@ -467,36 +425,24 @@
         </w:rPr>
         <w:t xml:space="preserve">कुलुस्सियों दो भागों में विभाजित है, जिसमें </w:t>
       </w:r>
-      <w:hyperlink r:id="rId20">
-        <w:r>
-          <w:rPr>
-            <w:lang w:val="hi_IN" w:bidi="hi_IN"/>
-          </w:rPr>
-          <w:rPr>
-            <w:color w:val="0000EE"/>
-            <w:u w:val="single"/>
-          </w:rPr>
-          <w:t>अध्याय 1–2</w:t>
-        </w:r>
-      </w:hyperlink>
+      <w:r>
+        <w:rPr>
+          <w:lang w:val="hi_IN" w:bidi="hi_IN"/>
+        </w:rPr>
+        <w:t>अध्याय 1–2</w:t>
+      </w:r>
       <w:r>
         <w:rPr>
           <w:lang w:val="hi_IN" w:bidi="hi_IN"/>
         </w:rPr>
         <w:t xml:space="preserve"> धर्मशास्त्र पर केंद्रित हैं और </w:t>
       </w:r>
-      <w:hyperlink r:id="rId21">
-        <w:r>
-          <w:rPr>
-            <w:lang w:val="hi_IN" w:bidi="hi_IN"/>
-          </w:rPr>
-          <w:rPr>
-            <w:color w:val="0000EE"/>
-            <w:u w:val="single"/>
-          </w:rPr>
-          <w:t>अध्याय 3–4</w:t>
-        </w:r>
-      </w:hyperlink>
+      <w:r>
+        <w:rPr>
+          <w:lang w:val="hi_IN" w:bidi="hi_IN"/>
+        </w:rPr>
+        <w:t>अध्याय 3–4</w:t>
+      </w:r>
       <w:r>
         <w:rPr>
           <w:lang w:val="hi_IN" w:bidi="hi_IN"/>
@@ -517,36 +463,24 @@
         </w:rPr>
         <w:t>पौलुस के अभिवादन (</w:t>
       </w:r>
-      <w:hyperlink r:id="rId22">
-        <w:r>
-          <w:rPr>
-            <w:lang w:val="hi_IN" w:bidi="hi_IN"/>
-          </w:rPr>
-          <w:rPr>
-            <w:color w:val="0000EE"/>
-            <w:u w:val="single"/>
-          </w:rPr>
-          <w:t>1:1–2</w:t>
-        </w:r>
-      </w:hyperlink>
+      <w:r>
+        <w:rPr>
+          <w:lang w:val="hi_IN" w:bidi="hi_IN"/>
+        </w:rPr>
+        <w:t>1:1–2</w:t>
+      </w:r>
       <w:r>
         <w:rPr>
           <w:lang w:val="hi_IN" w:bidi="hi_IN"/>
         </w:rPr>
         <w:t>) के बाद धन्यवाद का भाग (</w:t>
       </w:r>
-      <w:hyperlink r:id="rId23">
-        <w:r>
-          <w:rPr>
-            <w:lang w:val="hi_IN" w:bidi="hi_IN"/>
-          </w:rPr>
-          <w:rPr>
-            <w:color w:val="0000EE"/>
-            <w:u w:val="single"/>
-          </w:rPr>
-          <w:t>1:3–14</w:t>
-        </w:r>
-      </w:hyperlink>
+      <w:r>
+        <w:rPr>
+          <w:lang w:val="hi_IN" w:bidi="hi_IN"/>
+        </w:rPr>
+        <w:t>1:3–14</w:t>
+      </w:r>
       <w:r>
         <w:rPr>
           <w:lang w:val="hi_IN" w:bidi="hi_IN"/>
@@ -565,54 +499,36 @@
         </w:rPr>
         <w:t>। फिर, अपने मुख्य धर्मशास्त्रीय बिंदु को स्पष्ट करने के लिए, पौलुस मसीह की सर्वोच्चता के बारे में एक भजन का उल्लेख और रूपांतरित करते हैं (</w:t>
       </w:r>
-      <w:hyperlink r:id="rId24">
-        <w:r>
-          <w:rPr>
-            <w:lang w:val="hi_IN" w:bidi="hi_IN"/>
-          </w:rPr>
-          <w:rPr>
-            <w:color w:val="0000EE"/>
-            <w:u w:val="single"/>
-          </w:rPr>
-          <w:t>1:15–20</w:t>
-        </w:r>
-      </w:hyperlink>
+      <w:r>
+        <w:rPr>
+          <w:lang w:val="hi_IN" w:bidi="hi_IN"/>
+        </w:rPr>
+        <w:t>1:15–20</w:t>
+      </w:r>
       <w:r>
         <w:rPr>
           <w:lang w:val="hi_IN" w:bidi="hi_IN"/>
         </w:rPr>
         <w:t>), फिर एक व्यावहारिक अनुप्रयोग करते हैं (</w:t>
       </w:r>
-      <w:hyperlink r:id="rId25">
-        <w:r>
-          <w:rPr>
-            <w:lang w:val="hi_IN" w:bidi="hi_IN"/>
-          </w:rPr>
-          <w:rPr>
-            <w:color w:val="0000EE"/>
-            <w:u w:val="single"/>
-          </w:rPr>
-          <w:t>1:21–23</w:t>
-        </w:r>
-      </w:hyperlink>
+      <w:r>
+        <w:rPr>
+          <w:lang w:val="hi_IN" w:bidi="hi_IN"/>
+        </w:rPr>
+        <w:t>1:21–23</w:t>
+      </w:r>
       <w:r>
         <w:rPr>
           <w:lang w:val="hi_IN" w:bidi="hi_IN"/>
         </w:rPr>
         <w:t>), इससे पहले कि वह अन्यजातियों के प्रेरित के रूप में अपनी सेवकाई पर चर्चा करें (</w:t>
       </w:r>
-      <w:hyperlink r:id="rId26">
-        <w:r>
-          <w:rPr>
-            <w:lang w:val="hi_IN" w:bidi="hi_IN"/>
-          </w:rPr>
-          <w:rPr>
-            <w:color w:val="0000EE"/>
-            <w:u w:val="single"/>
-          </w:rPr>
-          <w:t>1:24–2:5</w:t>
-        </w:r>
-      </w:hyperlink>
+      <w:r>
+        <w:rPr>
+          <w:lang w:val="hi_IN" w:bidi="hi_IN"/>
+        </w:rPr>
+        <w:t>1:24–2:5</w:t>
+      </w:r>
       <w:r>
         <w:rPr>
           <w:lang w:val="hi_IN" w:bidi="hi_IN"/>
@@ -631,18 +547,12 @@
         </w:rPr>
         <w:t>(</w:t>
       </w:r>
-      <w:hyperlink r:id="rId27">
-        <w:r>
-          <w:rPr>
-            <w:lang w:val="hi_IN" w:bidi="hi_IN"/>
-          </w:rPr>
-          <w:rPr>
-            <w:color w:val="0000EE"/>
-            <w:u w:val="single"/>
-          </w:rPr>
-          <w:t>2:6–15</w:t>
-        </w:r>
-      </w:hyperlink>
+      <w:r>
+        <w:rPr>
+          <w:lang w:val="hi_IN" w:bidi="hi_IN"/>
+        </w:rPr>
+        <w:t>2:6–15</w:t>
+      </w:r>
       <w:r>
         <w:rPr>
           <w:lang w:val="hi_IN" w:bidi="hi_IN"/>
@@ -661,18 +571,12 @@
         </w:rPr>
         <w:t xml:space="preserve"> (</w:t>
       </w:r>
-      <w:hyperlink r:id="rId28">
-        <w:r>
-          <w:rPr>
-            <w:lang w:val="hi_IN" w:bidi="hi_IN"/>
-          </w:rPr>
-          <w:rPr>
-            <w:color w:val="0000EE"/>
-            <w:u w:val="single"/>
-          </w:rPr>
-          <w:t>2:16–23</w:t>
-        </w:r>
-      </w:hyperlink>
+      <w:r>
+        <w:rPr>
+          <w:lang w:val="hi_IN" w:bidi="hi_IN"/>
+        </w:rPr>
+        <w:t>2:16–23</w:t>
+      </w:r>
       <w:r>
         <w:rPr>
           <w:lang w:val="hi_IN" w:bidi="hi_IN"/>
@@ -693,18 +597,12 @@
         </w:rPr>
         <w:t>पत्र के अधिक व्यावहारिक भाग (</w:t>
       </w:r>
-      <w:hyperlink r:id="rId21">
-        <w:r>
-          <w:rPr>
-            <w:lang w:val="hi_IN" w:bidi="hi_IN"/>
-          </w:rPr>
-          <w:rPr>
-            <w:color w:val="0000EE"/>
-            <w:u w:val="single"/>
-          </w:rPr>
-          <w:t>अध्याय 3–4</w:t>
-        </w:r>
-      </w:hyperlink>
+      <w:r>
+        <w:rPr>
+          <w:lang w:val="hi_IN" w:bidi="hi_IN"/>
+        </w:rPr>
+        <w:t>अध्याय 3–4</w:t>
+      </w:r>
       <w:r>
         <w:rPr>
           <w:lang w:val="hi_IN" w:bidi="hi_IN"/>
@@ -723,54 +621,36 @@
         </w:rPr>
         <w:t xml:space="preserve"> (</w:t>
       </w:r>
-      <w:hyperlink r:id="rId29">
-        <w:r>
-          <w:rPr>
-            <w:lang w:val="hi_IN" w:bidi="hi_IN"/>
-          </w:rPr>
-          <w:rPr>
-            <w:color w:val="0000EE"/>
-            <w:u w:val="single"/>
-          </w:rPr>
-          <w:t>3:1–11</w:t>
-        </w:r>
-      </w:hyperlink>
+      <w:r>
+        <w:rPr>
+          <w:lang w:val="hi_IN" w:bidi="hi_IN"/>
+        </w:rPr>
+        <w:t>3:1–11</w:t>
+      </w:r>
       <w:r>
         <w:rPr>
           <w:lang w:val="hi_IN" w:bidi="hi_IN"/>
         </w:rPr>
         <w:t>)। इसके बाद पौलुस मसीही समाज (</w:t>
       </w:r>
-      <w:hyperlink r:id="rId30">
-        <w:r>
-          <w:rPr>
-            <w:lang w:val="hi_IN" w:bidi="hi_IN"/>
-          </w:rPr>
-          <w:rPr>
-            <w:color w:val="0000EE"/>
-            <w:u w:val="single"/>
-          </w:rPr>
-          <w:t>3:12–17</w:t>
-        </w:r>
-      </w:hyperlink>
+      <w:r>
+        <w:rPr>
+          <w:lang w:val="hi_IN" w:bidi="hi_IN"/>
+        </w:rPr>
+        <w:t>3:12–17</w:t>
+      </w:r>
       <w:r>
         <w:rPr>
           <w:lang w:val="hi_IN" w:bidi="hi_IN"/>
         </w:rPr>
         <w:t>) और पारिवारिक जीवन (</w:t>
       </w:r>
-      <w:hyperlink r:id="rId31">
-        <w:r>
-          <w:rPr>
-            <w:lang w:val="hi_IN" w:bidi="hi_IN"/>
-          </w:rPr>
-          <w:rPr>
-            <w:color w:val="0000EE"/>
-            <w:u w:val="single"/>
-          </w:rPr>
-          <w:t>3:18–4:1</w:t>
-        </w:r>
-      </w:hyperlink>
+      <w:r>
+        <w:rPr>
+          <w:lang w:val="hi_IN" w:bidi="hi_IN"/>
+        </w:rPr>
+        <w:t>3:18–4:1</w:t>
+      </w:r>
       <w:r>
         <w:rPr>
           <w:lang w:val="hi_IN" w:bidi="hi_IN"/>
@@ -789,18 +669,12 @@
         </w:rPr>
         <w:t xml:space="preserve"> (</w:t>
       </w:r>
-      <w:hyperlink r:id="rId32">
-        <w:r>
-          <w:rPr>
-            <w:lang w:val="hi_IN" w:bidi="hi_IN"/>
-          </w:rPr>
-          <w:rPr>
-            <w:color w:val="0000EE"/>
-            <w:u w:val="single"/>
-          </w:rPr>
-          <w:t>4:2–6</w:t>
-        </w:r>
-      </w:hyperlink>
+      <w:r>
+        <w:rPr>
+          <w:lang w:val="hi_IN" w:bidi="hi_IN"/>
+        </w:rPr>
+        <w:t>4:2–6</w:t>
+      </w:r>
       <w:r>
         <w:rPr>
           <w:lang w:val="hi_IN" w:bidi="hi_IN"/>
@@ -819,18 +693,12 @@
         </w:rPr>
         <w:t>(</w:t>
       </w:r>
-      <w:hyperlink r:id="rId33">
-        <w:r>
-          <w:rPr>
-            <w:lang w:val="hi_IN" w:bidi="hi_IN"/>
-          </w:rPr>
-          <w:rPr>
-            <w:color w:val="0000EE"/>
-            <w:u w:val="single"/>
-          </w:rPr>
-          <w:t>4:7–18</w:t>
-        </w:r>
-      </w:hyperlink>
+      <w:r>
+        <w:rPr>
+          <w:lang w:val="hi_IN" w:bidi="hi_IN"/>
+        </w:rPr>
+        <w:t>4:7–18</w:t>
+      </w:r>
       <w:r>
         <w:rPr>
           <w:lang w:val="hi_IN" w:bidi="hi_IN"/>
@@ -904,18 +772,12 @@
         </w:rPr>
         <w:t xml:space="preserve"> (देखें </w:t>
       </w:r>
-      <w:hyperlink r:id="rId34">
-        <w:r>
-          <w:rPr>
-            <w:lang w:val="hi_IN" w:bidi="hi_IN"/>
-          </w:rPr>
-          <w:rPr>
-            <w:color w:val="0000EE"/>
-            <w:u w:val="single"/>
-          </w:rPr>
-          <w:t>4:18</w:t>
-        </w:r>
-      </w:hyperlink>
+      <w:r>
+        <w:rPr>
+          <w:lang w:val="hi_IN" w:bidi="hi_IN"/>
+        </w:rPr>
+        <w:t>4:18</w:t>
+      </w:r>
       <w:r>
         <w:rPr>
           <w:lang w:val="hi_IN" w:bidi="hi_IN"/>
@@ -990,54 +852,36 @@
         </w:rPr>
         <w:t>पौलुस ने प्रत्येक बन्दीगृह पत्र में कुछ समान सहकर्मियों का उल्लेख किया। फिलेमोन को अपने पत्र में उन्होंने समझाया कि वह फिलेमोन के भगोड़े दास, उनेसिमुस को वापस क्यों भेज रहे थे। उनेसिमुस भी कुलुस्सियों को लिखे पत्र के साथ यात्रा कर रहा था (</w:t>
       </w:r>
-      <w:hyperlink r:id="rId35">
-        <w:r>
-          <w:rPr>
-            <w:lang w:val="hi_IN" w:bidi="hi_IN"/>
-          </w:rPr>
-          <w:rPr>
-            <w:color w:val="0000EE"/>
-            <w:u w:val="single"/>
-          </w:rPr>
-          <w:t>4:9</w:t>
-        </w:r>
-      </w:hyperlink>
+      <w:r>
+        <w:rPr>
+          <w:lang w:val="hi_IN" w:bidi="hi_IN"/>
+        </w:rPr>
+        <w:t>4:9</w:t>
+      </w:r>
       <w:r>
         <w:rPr>
           <w:lang w:val="hi_IN" w:bidi="hi_IN"/>
         </w:rPr>
         <w:t>)। कुलुस्सियों (</w:t>
       </w:r>
-      <w:hyperlink r:id="rId36">
-        <w:r>
-          <w:rPr>
-            <w:lang w:val="hi_IN" w:bidi="hi_IN"/>
-          </w:rPr>
-          <w:rPr>
-            <w:color w:val="0000EE"/>
-            <w:u w:val="single"/>
-          </w:rPr>
-          <w:t>4:7</w:t>
-        </w:r>
-      </w:hyperlink>
+      <w:r>
+        <w:rPr>
+          <w:lang w:val="hi_IN" w:bidi="hi_IN"/>
+        </w:rPr>
+        <w:t>4:7</w:t>
+      </w:r>
       <w:r>
         <w:rPr>
           <w:lang w:val="hi_IN" w:bidi="hi_IN"/>
         </w:rPr>
         <w:t>) और इफिसियों (</w:t>
       </w:r>
-      <w:hyperlink r:id="rId37">
-        <w:r>
-          <w:rPr>
-            <w:lang w:val="hi_IN" w:bidi="hi_IN"/>
-          </w:rPr>
-          <w:rPr>
-            <w:color w:val="0000EE"/>
-            <w:u w:val="single"/>
-          </w:rPr>
-          <w:t>इफि 6:21</w:t>
-        </w:r>
-      </w:hyperlink>
+      <w:r>
+        <w:rPr>
+          <w:lang w:val="hi_IN" w:bidi="hi_IN"/>
+        </w:rPr>
+        <w:t>इफि 6:21</w:t>
+      </w:r>
       <w:r>
         <w:rPr>
           <w:lang w:val="hi_IN" w:bidi="hi_IN"/>
@@ -1081,18 +925,12 @@
         </w:rPr>
         <w:t xml:space="preserve"> के पालन पर जोर दे रहे थे (</w:t>
       </w:r>
-      <w:hyperlink r:id="rId38">
-        <w:r>
-          <w:rPr>
-            <w:lang w:val="hi_IN" w:bidi="hi_IN"/>
-          </w:rPr>
-          <w:rPr>
-            <w:color w:val="0000EE"/>
-            <w:u w:val="single"/>
-          </w:rPr>
-          <w:t>2:16</w:t>
-        </w:r>
-      </w:hyperlink>
+      <w:r>
+        <w:rPr>
+          <w:lang w:val="hi_IN" w:bidi="hi_IN"/>
+        </w:rPr>
+        <w:t>2:16</w:t>
+      </w:r>
       <w:r>
         <w:rPr>
           <w:lang w:val="hi_IN" w:bidi="hi_IN"/>
@@ -1166,18 +1004,12 @@
         </w:rPr>
         <w:t>(</w:t>
       </w:r>
-      <w:hyperlink r:id="rId39">
-        <w:r>
-          <w:rPr>
-            <w:lang w:val="hi_IN" w:bidi="hi_IN"/>
-          </w:rPr>
-          <w:rPr>
-            <w:color w:val="0000EE"/>
-            <w:u w:val="single"/>
-          </w:rPr>
-          <w:t>2:19</w:t>
-        </w:r>
-      </w:hyperlink>
+      <w:r>
+        <w:rPr>
+          <w:lang w:val="hi_IN" w:bidi="hi_IN"/>
+        </w:rPr>
+        <w:t>2:19</w:t>
+      </w:r>
       <w:r>
         <w:rPr>
           <w:lang w:val="hi_IN" w:bidi="hi_IN"/>
@@ -1196,18 +1028,12 @@
         </w:rPr>
         <w:t xml:space="preserve"> (</w:t>
       </w:r>
-      <w:hyperlink r:id="rId40">
-        <w:r>
-          <w:rPr>
-            <w:lang w:val="hi_IN" w:bidi="hi_IN"/>
-          </w:rPr>
-          <w:rPr>
-            <w:color w:val="0000EE"/>
-            <w:u w:val="single"/>
-          </w:rPr>
-          <w:t>2:23</w:t>
-        </w:r>
-      </w:hyperlink>
+      <w:r>
+        <w:rPr>
+          <w:lang w:val="hi_IN" w:bidi="hi_IN"/>
+        </w:rPr>
+        <w:t>2:23</w:t>
+      </w:r>
       <w:r>
         <w:rPr>
           <w:lang w:val="hi_IN" w:bidi="hi_IN"/>
@@ -1260,72 +1086,48 @@
         </w:rPr>
         <w:t xml:space="preserve"> (</w:t>
       </w:r>
-      <w:hyperlink r:id="rId28">
-        <w:r>
-          <w:rPr>
-            <w:lang w:val="hi_IN" w:bidi="hi_IN"/>
-          </w:rPr>
-          <w:rPr>
-            <w:color w:val="0000EE"/>
-            <w:u w:val="single"/>
-          </w:rPr>
-          <w:t>2:16–23</w:t>
-        </w:r>
-      </w:hyperlink>
+      <w:r>
+        <w:rPr>
+          <w:lang w:val="hi_IN" w:bidi="hi_IN"/>
+        </w:rPr>
+        <w:t>2:16–23</w:t>
+      </w:r>
       <w:r>
         <w:rPr>
           <w:lang w:val="hi_IN" w:bidi="hi_IN"/>
         </w:rPr>
         <w:t>)। इसके बजाय, सभी मसीहियों को मसीह की मृत्यु और पुनरुत्थान के साथ अपनी पहचान बनानी चाहिए (</w:t>
       </w:r>
-      <w:hyperlink r:id="rId41">
-        <w:r>
-          <w:rPr>
-            <w:lang w:val="hi_IN" w:bidi="hi_IN"/>
-          </w:rPr>
-          <w:rPr>
-            <w:color w:val="0000EE"/>
-            <w:u w:val="single"/>
-          </w:rPr>
-          <w:t>2:11</w:t>
-        </w:r>
-      </w:hyperlink>
+      <w:r>
+        <w:rPr>
+          <w:lang w:val="hi_IN" w:bidi="hi_IN"/>
+        </w:rPr>
+        <w:t>2:11</w:t>
+      </w:r>
       <w:r>
         <w:rPr>
           <w:lang w:val="hi_IN" w:bidi="hi_IN"/>
         </w:rPr>
         <w:t xml:space="preserve">, </w:t>
       </w:r>
-      <w:hyperlink r:id="rId42">
-        <w:r>
-          <w:rPr>
-            <w:lang w:val="hi_IN" w:bidi="hi_IN"/>
-          </w:rPr>
-          <w:rPr>
-            <w:color w:val="0000EE"/>
-            <w:u w:val="single"/>
-          </w:rPr>
-          <w:t>19–20</w:t>
-        </w:r>
-      </w:hyperlink>
+      <w:r>
+        <w:rPr>
+          <w:lang w:val="hi_IN" w:bidi="hi_IN"/>
+        </w:rPr>
+        <w:t>19–20</w:t>
+      </w:r>
       <w:r>
         <w:rPr>
           <w:lang w:val="hi_IN" w:bidi="hi_IN"/>
         </w:rPr>
         <w:t xml:space="preserve">; </w:t>
       </w:r>
-      <w:hyperlink r:id="rId43">
-        <w:r>
-          <w:rPr>
-            <w:lang w:val="hi_IN" w:bidi="hi_IN"/>
-          </w:rPr>
-          <w:rPr>
-            <w:color w:val="0000EE"/>
-            <w:u w:val="single"/>
-          </w:rPr>
-          <w:t>3:1–4</w:t>
-        </w:r>
-      </w:hyperlink>
+      <w:r>
+        <w:rPr>
+          <w:lang w:val="hi_IN" w:bidi="hi_IN"/>
+        </w:rPr>
+        <w:t>3:1–4</w:t>
+      </w:r>
       <w:r>
         <w:rPr>
           <w:lang w:val="hi_IN" w:bidi="hi_IN"/>
